--- a/Arquitectura de Sistemas Computacionales/Kit docente/Clase 1/Solucion Taller Clase 1 - CloudLite.docx
+++ b/Arquitectura de Sistemas Computacionales/Kit docente/Clase 1/Solucion Taller Clase 1 - CloudLite.docx
@@ -236,7 +236,7 @@
           <w:color w:val="4A4A49"/>
           <w:sz w:val="22"/>
         </w:rPr>
-        <w:t>Entregable: Ficha PI de 5 bloques + C4 Context en Mermaid renderizado en ExamLab (boceto previo en Excalidraw/draw.io)</w:t>
+        <w:t>Entregable: Ficha PI de 5 bloques + C4 Context en Mermaid renderizado en la plataforma (boceto previo en Excalidraw/draw.io)</w:t>
       </w:r>
     </w:p>
     <w:p>

--- a/Arquitectura de Sistemas Computacionales/Kit docente/Clase 1/Solucion Taller Clase 1 - CloudLite.docx
+++ b/Arquitectura de Sistemas Computacionales/Kit docente/Clase 1/Solucion Taller Clase 1 - CloudLite.docx
@@ -816,7 +816,7 @@
           <w:color w:val="4A4A49"/>
           <w:sz w:val="22"/>
         </w:rPr>
-        <w:t>: sin dominio concreto no hay nada que arquitecturar en las clases siguientes, y el estudiante llegaria a la pregunta 13 sin sistema que dibujar.</w:t>
+        <w:t>: sin dominio concreto no hay nada que disenar en las clases siguientes, y el estudiante llegaria a la pregunta 13 sin sistema que dibujar.</w:t>
       </w:r>
     </w:p>
     <w:p>
